--- a/SystemAnalysis&Design/Old Questions/oldQuestions.docx
+++ b/SystemAnalysis&Design/Old Questions/oldQuestions.docx
@@ -38,8 +38,8 @@
           <w:b/>
           <w:bCs/>
           <w:kern w:val="2"/>
-          <w:sz w:val="24"/>
-          <w:szCs w:val="24"/>
+          <w:sz w:val="36"/>
+          <w:szCs w:val="36"/>
           <w:lang w:val="en-US"/>
           <w14:ligatures w14:val="standardContextual"/>
         </w:rPr>
@@ -86,19 +86,17 @@
         </w:rPr>
         <w:t xml:space="preserve">Explain prototyping model with a neat diagram. List out its advantages and </w:t>
       </w:r>
-      <w:proofErr w:type="gramStart"/>
-      <w:r>
-        <w:rPr>
-          <w:rFonts w:ascii="Aptos" w:eastAsia="Aptos" w:hAnsi="Aptos" w:cs="Times New Roman"/>
-          <w:kern w:val="2"/>
-          <w:sz w:val="24"/>
-          <w:szCs w:val="24"/>
-          <w:lang w:val="en-US"/>
-          <w14:ligatures w14:val="standardContextual"/>
-        </w:rPr>
-        <w:t>dis-advantages</w:t>
-      </w:r>
-      <w:proofErr w:type="gramEnd"/>
+      <w:r>
+        <w:rPr>
+          <w:rFonts w:ascii="Aptos" w:eastAsia="Aptos" w:hAnsi="Aptos" w:cs="Times New Roman"/>
+          <w:kern w:val="2"/>
+          <w:sz w:val="24"/>
+          <w:szCs w:val="24"/>
+          <w:lang w:val="en-US"/>
+          <w14:ligatures w14:val="standardContextual"/>
+        </w:rPr>
+        <w:t>disadvantages</w:t>
+      </w:r>
       <w:r>
         <w:rPr>
           <w:rFonts w:ascii="Aptos" w:eastAsia="Aptos" w:hAnsi="Aptos" w:cs="Times New Roman"/>
@@ -163,151 +161,7 @@
           <w:lang w:val="en-US"/>
           <w14:ligatures w14:val="standardContextual"/>
         </w:rPr>
-        <w:t xml:space="preserve">An applicant </w:t>
-      </w:r>
-      <w:proofErr w:type="gramStart"/>
-      <w:r>
-        <w:rPr>
-          <w:rFonts w:ascii="Aptos" w:eastAsia="Aptos" w:hAnsi="Aptos" w:cs="Times New Roman"/>
-          <w:kern w:val="2"/>
-          <w:sz w:val="24"/>
-          <w:szCs w:val="24"/>
-          <w:lang w:val="en-US"/>
-          <w14:ligatures w14:val="standardContextual"/>
-        </w:rPr>
-        <w:t>has to</w:t>
-      </w:r>
-      <w:proofErr w:type="gramEnd"/>
-      <w:r>
-        <w:rPr>
-          <w:rFonts w:ascii="Aptos" w:eastAsia="Aptos" w:hAnsi="Aptos" w:cs="Times New Roman"/>
-          <w:kern w:val="2"/>
-          <w:sz w:val="24"/>
-          <w:szCs w:val="24"/>
-          <w:lang w:val="en-US"/>
-          <w14:ligatures w14:val="standardContextual"/>
-        </w:rPr>
-        <w:t xml:space="preserve"> fill </w:t>
-      </w:r>
-      <w:proofErr w:type="gramStart"/>
-      <w:r>
-        <w:rPr>
-          <w:rFonts w:ascii="Aptos" w:eastAsia="Aptos" w:hAnsi="Aptos" w:cs="Times New Roman"/>
-          <w:kern w:val="2"/>
-          <w:sz w:val="24"/>
-          <w:szCs w:val="24"/>
-          <w:lang w:val="en-US"/>
-          <w14:ligatures w14:val="standardContextual"/>
-        </w:rPr>
-        <w:t>up</w:t>
-      </w:r>
-      <w:proofErr w:type="gramEnd"/>
-      <w:r>
-        <w:rPr>
-          <w:rFonts w:ascii="Aptos" w:eastAsia="Aptos" w:hAnsi="Aptos" w:cs="Times New Roman"/>
-          <w:kern w:val="2"/>
-          <w:sz w:val="24"/>
-          <w:szCs w:val="24"/>
-          <w:lang w:val="en-US"/>
-          <w14:ligatures w14:val="standardContextual"/>
-        </w:rPr>
-        <w:t xml:space="preserve"> the form to participate in a music competition. The applicant’s age should be greater than 18 years and nationality </w:t>
-      </w:r>
-      <w:proofErr w:type="gramStart"/>
-      <w:r>
-        <w:rPr>
-          <w:rFonts w:ascii="Aptos" w:eastAsia="Aptos" w:hAnsi="Aptos" w:cs="Times New Roman"/>
-          <w:kern w:val="2"/>
-          <w:sz w:val="24"/>
-          <w:szCs w:val="24"/>
-          <w:lang w:val="en-US"/>
-          <w14:ligatures w14:val="standardContextual"/>
-        </w:rPr>
-        <w:t>has to</w:t>
-      </w:r>
-      <w:proofErr w:type="gramEnd"/>
-      <w:r>
-        <w:rPr>
-          <w:rFonts w:ascii="Aptos" w:eastAsia="Aptos" w:hAnsi="Aptos" w:cs="Times New Roman"/>
-          <w:kern w:val="2"/>
-          <w:sz w:val="24"/>
-          <w:szCs w:val="24"/>
-          <w:lang w:val="en-US"/>
-          <w14:ligatures w14:val="standardContextual"/>
-        </w:rPr>
-        <w:t xml:space="preserve"> be Nepalese for being selected for the competition. The applicant will be </w:t>
-      </w:r>
-      <w:proofErr w:type="gramStart"/>
-      <w:r>
-        <w:rPr>
-          <w:rFonts w:ascii="Aptos" w:eastAsia="Aptos" w:hAnsi="Aptos" w:cs="Times New Roman"/>
-          <w:kern w:val="2"/>
-          <w:sz w:val="24"/>
-          <w:szCs w:val="24"/>
-          <w:lang w:val="en-US"/>
-          <w14:ligatures w14:val="standardContextual"/>
-        </w:rPr>
-        <w:t>provided</w:t>
-      </w:r>
-      <w:proofErr w:type="gramEnd"/>
-      <w:r>
-        <w:rPr>
-          <w:rFonts w:ascii="Aptos" w:eastAsia="Aptos" w:hAnsi="Aptos" w:cs="Times New Roman"/>
-          <w:kern w:val="2"/>
-          <w:sz w:val="24"/>
-          <w:szCs w:val="24"/>
-          <w:lang w:val="en-US"/>
-          <w14:ligatures w14:val="standardContextual"/>
-        </w:rPr>
-        <w:t xml:space="preserve"> a registration number after paying Rs. 5000 as an entry fee. The applicant </w:t>
-      </w:r>
-      <w:proofErr w:type="gramStart"/>
-      <w:r>
-        <w:rPr>
-          <w:rFonts w:ascii="Aptos" w:eastAsia="Aptos" w:hAnsi="Aptos" w:cs="Times New Roman"/>
-          <w:kern w:val="2"/>
-          <w:sz w:val="24"/>
-          <w:szCs w:val="24"/>
-          <w:lang w:val="en-US"/>
-          <w14:ligatures w14:val="standardContextual"/>
-        </w:rPr>
-        <w:t>has to</w:t>
-      </w:r>
-      <w:proofErr w:type="gramEnd"/>
-      <w:r>
-        <w:rPr>
-          <w:rFonts w:ascii="Aptos" w:eastAsia="Aptos" w:hAnsi="Aptos" w:cs="Times New Roman"/>
-          <w:kern w:val="2"/>
-          <w:sz w:val="24"/>
-          <w:szCs w:val="24"/>
-          <w:lang w:val="en-US"/>
-          <w14:ligatures w14:val="standardContextual"/>
-        </w:rPr>
-        <w:t xml:space="preserve"> play an instrument for three minutes else will be disqualified. The experts will provide points </w:t>
-      </w:r>
-      <w:proofErr w:type="gramStart"/>
-      <w:r>
-        <w:rPr>
-          <w:rFonts w:ascii="Aptos" w:eastAsia="Aptos" w:hAnsi="Aptos" w:cs="Times New Roman"/>
-          <w:kern w:val="2"/>
-          <w:sz w:val="24"/>
-          <w:szCs w:val="24"/>
-          <w:lang w:val="en-US"/>
-          <w14:ligatures w14:val="standardContextual"/>
-        </w:rPr>
-        <w:t>on the basis of</w:t>
-      </w:r>
-      <w:proofErr w:type="gramEnd"/>
-      <w:r>
-        <w:rPr>
-          <w:rFonts w:ascii="Aptos" w:eastAsia="Aptos" w:hAnsi="Aptos" w:cs="Times New Roman"/>
-          <w:kern w:val="2"/>
-          <w:sz w:val="24"/>
-          <w:szCs w:val="24"/>
-          <w:lang w:val="en-US"/>
-          <w14:ligatures w14:val="standardContextual"/>
-        </w:rPr>
-        <w:t xml:space="preserve"> some criteria. The applicant having the highest point will be declared winner and will get a cash prize of Rs. 1,00,000 and all the qualified applicants will get a gift hamper.</w:t>
+        <w:t>An applicant has to fill up the form to participate in a music competition. The applicant’s age should be greater than 18 years and nationality has to be Nepalese for being selected for the competition. The applicant will be provided a registration number after paying Rs. 5000 as an entry fee. The applicant has to play an instrument for three minutes else will be disqualified. The experts will provide points on the basis of some criteria. The applicant having the highest point will be declared winner and will get a cash prize of Rs. 1,00,000 and all the qualified applicants will get a gift hamper.</w:t>
       </w:r>
     </w:p>
     <w:p>
@@ -450,19 +304,17 @@
         </w:rPr>
         <w:t xml:space="preserve">How can CASE tool help in developing </w:t>
       </w:r>
-      <w:proofErr w:type="gramStart"/>
-      <w:r>
-        <w:rPr>
-          <w:rFonts w:ascii="Aptos" w:eastAsia="Aptos" w:hAnsi="Aptos" w:cs="Times New Roman"/>
-          <w:kern w:val="2"/>
-          <w:sz w:val="24"/>
-          <w:szCs w:val="24"/>
-          <w:lang w:val="en-US"/>
-          <w14:ligatures w14:val="standardContextual"/>
-        </w:rPr>
-        <w:t>product</w:t>
-      </w:r>
-      <w:proofErr w:type="gramEnd"/>
+      <w:r>
+        <w:rPr>
+          <w:rFonts w:ascii="Aptos" w:eastAsia="Aptos" w:hAnsi="Aptos" w:cs="Times New Roman"/>
+          <w:kern w:val="2"/>
+          <w:sz w:val="24"/>
+          <w:szCs w:val="24"/>
+          <w:lang w:val="en-US"/>
+          <w14:ligatures w14:val="standardContextual"/>
+        </w:rPr>
+        <w:t>products</w:t>
+      </w:r>
       <w:r>
         <w:rPr>
           <w:rFonts w:ascii="Aptos" w:eastAsia="Aptos" w:hAnsi="Aptos" w:cs="Times New Roman"/>
@@ -530,19 +382,17 @@
         <w:lastRenderedPageBreak/>
         <w:t xml:space="preserve">The admin and user </w:t>
       </w:r>
-      <w:proofErr w:type="gramStart"/>
-      <w:r>
-        <w:rPr>
-          <w:rFonts w:ascii="Aptos" w:eastAsia="Aptos" w:hAnsi="Aptos" w:cs="Times New Roman"/>
-          <w:kern w:val="2"/>
-          <w:sz w:val="24"/>
-          <w:szCs w:val="24"/>
-          <w:lang w:val="en-US"/>
-          <w14:ligatures w14:val="standardContextual"/>
-        </w:rPr>
-        <w:t>has</w:t>
-      </w:r>
-      <w:proofErr w:type="gramEnd"/>
+      <w:r>
+        <w:rPr>
+          <w:rFonts w:ascii="Aptos" w:eastAsia="Aptos" w:hAnsi="Aptos" w:cs="Times New Roman"/>
+          <w:kern w:val="2"/>
+          <w:sz w:val="24"/>
+          <w:szCs w:val="24"/>
+          <w:lang w:val="en-US"/>
+          <w14:ligatures w14:val="standardContextual"/>
+        </w:rPr>
+        <w:t>have</w:t>
+      </w:r>
       <w:r>
         <w:rPr>
           <w:rFonts w:ascii="Aptos" w:eastAsia="Aptos" w:hAnsi="Aptos" w:cs="Times New Roman"/>
@@ -554,19 +404,17 @@
         </w:rPr>
         <w:t xml:space="preserve"> to log in to the patient record system. The user can see details of its records but will not be able to make changes. The changes will be controlled by admin. The admin has authority to generate reports and send </w:t>
       </w:r>
-      <w:proofErr w:type="gramStart"/>
-      <w:r>
-        <w:rPr>
-          <w:rFonts w:ascii="Aptos" w:eastAsia="Aptos" w:hAnsi="Aptos" w:cs="Times New Roman"/>
-          <w:kern w:val="2"/>
-          <w:sz w:val="24"/>
-          <w:szCs w:val="24"/>
-          <w:lang w:val="en-US"/>
-          <w14:ligatures w14:val="standardContextual"/>
-        </w:rPr>
-        <w:t>it</w:t>
-      </w:r>
-      <w:proofErr w:type="gramEnd"/>
+      <w:r>
+        <w:rPr>
+          <w:rFonts w:ascii="Aptos" w:eastAsia="Aptos" w:hAnsi="Aptos" w:cs="Times New Roman"/>
+          <w:kern w:val="2"/>
+          <w:sz w:val="24"/>
+          <w:szCs w:val="24"/>
+          <w:lang w:val="en-US"/>
+          <w14:ligatures w14:val="standardContextual"/>
+        </w:rPr>
+        <w:t>them</w:t>
+      </w:r>
       <w:r>
         <w:rPr>
           <w:rFonts w:ascii="Aptos" w:eastAsia="Aptos" w:hAnsi="Aptos" w:cs="Times New Roman"/>
@@ -676,19 +524,17 @@
         </w:rPr>
         <w:t xml:space="preserve">Explain how disruptive technologies can be used in determining </w:t>
       </w:r>
-      <w:proofErr w:type="gramStart"/>
-      <w:r>
-        <w:rPr>
-          <w:rFonts w:ascii="Aptos" w:eastAsia="Aptos" w:hAnsi="Aptos" w:cs="Times New Roman"/>
-          <w:kern w:val="2"/>
-          <w:sz w:val="24"/>
-          <w:szCs w:val="24"/>
-          <w:lang w:val="en-US"/>
-          <w14:ligatures w14:val="standardContextual"/>
-        </w:rPr>
-        <w:t>requirement</w:t>
-      </w:r>
-      <w:proofErr w:type="gramEnd"/>
+      <w:r>
+        <w:rPr>
+          <w:rFonts w:ascii="Aptos" w:eastAsia="Aptos" w:hAnsi="Aptos" w:cs="Times New Roman"/>
+          <w:kern w:val="2"/>
+          <w:sz w:val="24"/>
+          <w:szCs w:val="24"/>
+          <w:lang w:val="en-US"/>
+          <w14:ligatures w14:val="standardContextual"/>
+        </w:rPr>
+        <w:t>requirements</w:t>
+      </w:r>
       <w:r>
         <w:rPr>
           <w:rFonts w:ascii="Aptos" w:eastAsia="Aptos" w:hAnsi="Aptos" w:cs="Times New Roman"/>
@@ -729,19 +575,17 @@
         </w:rPr>
         <w:t xml:space="preserve">Difference between process modeling and data modeling. How do you think data modeling </w:t>
       </w:r>
-      <w:proofErr w:type="gramStart"/>
-      <w:r>
-        <w:rPr>
-          <w:rFonts w:ascii="Aptos" w:eastAsia="Aptos" w:hAnsi="Aptos" w:cs="Times New Roman"/>
-          <w:kern w:val="2"/>
-          <w:sz w:val="24"/>
-          <w:szCs w:val="24"/>
-          <w:lang w:val="en-US"/>
-          <w14:ligatures w14:val="standardContextual"/>
-        </w:rPr>
-        <w:t>play</w:t>
-      </w:r>
-      <w:proofErr w:type="gramEnd"/>
+      <w:r>
+        <w:rPr>
+          <w:rFonts w:ascii="Aptos" w:eastAsia="Aptos" w:hAnsi="Aptos" w:cs="Times New Roman"/>
+          <w:kern w:val="2"/>
+          <w:sz w:val="24"/>
+          <w:szCs w:val="24"/>
+          <w:lang w:val="en-US"/>
+          <w14:ligatures w14:val="standardContextual"/>
+        </w:rPr>
+        <w:t>plays</w:t>
+      </w:r>
       <w:r>
         <w:rPr>
           <w:rFonts w:ascii="Aptos" w:eastAsia="Aptos" w:hAnsi="Aptos" w:cs="Times New Roman"/>
@@ -822,19 +666,17 @@
         </w:rPr>
         <w:t xml:space="preserve">Write short notes </w:t>
       </w:r>
-      <w:proofErr w:type="gramStart"/>
-      <w:r>
-        <w:rPr>
-          <w:rFonts w:ascii="Aptos" w:eastAsia="Aptos" w:hAnsi="Aptos" w:cs="Times New Roman"/>
-          <w:kern w:val="2"/>
-          <w:sz w:val="24"/>
-          <w:szCs w:val="24"/>
-          <w:lang w:val="en-US"/>
-          <w14:ligatures w14:val="standardContextual"/>
-        </w:rPr>
-        <w:t>on :</w:t>
-      </w:r>
-      <w:proofErr w:type="gramEnd"/>
+      <w:r>
+        <w:rPr>
+          <w:rFonts w:ascii="Aptos" w:eastAsia="Aptos" w:hAnsi="Aptos" w:cs="Times New Roman"/>
+          <w:kern w:val="2"/>
+          <w:sz w:val="24"/>
+          <w:szCs w:val="24"/>
+          <w:lang w:val="en-US"/>
+          <w14:ligatures w14:val="standardContextual"/>
+        </w:rPr>
+        <w:t>on:</w:t>
+      </w:r>
     </w:p>
     <w:p>
       <w:pPr>
@@ -1265,29 +1107,16 @@
           <w14:ligatures w14:val="standardContextual"/>
         </w:rPr>
       </w:pPr>
-      <w:proofErr w:type="gramStart"/>
-      <w:r>
-        <w:rPr>
-          <w:rFonts w:ascii="Aptos" w:eastAsia="Aptos" w:hAnsi="Aptos" w:cs="Times New Roman"/>
-          <w:kern w:val="2"/>
-          <w:sz w:val="24"/>
-          <w:szCs w:val="24"/>
-          <w:lang w:val="en-US"/>
-          <w14:ligatures w14:val="standardContextual"/>
-        </w:rPr>
-        <w:t>List</w:t>
-      </w:r>
-      <w:proofErr w:type="gramEnd"/>
-      <w:r>
-        <w:rPr>
-          <w:rFonts w:ascii="Aptos" w:eastAsia="Aptos" w:hAnsi="Aptos" w:cs="Times New Roman"/>
-          <w:kern w:val="2"/>
-          <w:sz w:val="24"/>
-          <w:szCs w:val="24"/>
-          <w:lang w:val="en-US"/>
-          <w14:ligatures w14:val="standardContextual"/>
-        </w:rPr>
-        <w:t xml:space="preserve"> traditional methods for determining system requirements. Explain advantages and pitfalls of observing workers to determine system requirements.</w:t>
+      <w:r>
+        <w:rPr>
+          <w:rFonts w:ascii="Aptos" w:eastAsia="Aptos" w:hAnsi="Aptos" w:cs="Times New Roman"/>
+          <w:kern w:val="2"/>
+          <w:sz w:val="24"/>
+          <w:szCs w:val="24"/>
+          <w:lang w:val="en-US"/>
+          <w14:ligatures w14:val="standardContextual"/>
+        </w:rPr>
+        <w:t>List traditional methods for determining system requirements. Explain advantages and pitfalls of observing workers to determine system requirements.</w:t>
       </w:r>
     </w:p>
     <w:p>
@@ -1316,31 +1145,7 @@
           <w:lang w:val="en-US"/>
           <w14:ligatures w14:val="standardContextual"/>
         </w:rPr>
-        <w:t xml:space="preserve">Draw ER </w:t>
-      </w:r>
-      <w:proofErr w:type="gramStart"/>
-      <w:r>
-        <w:rPr>
-          <w:rFonts w:ascii="Aptos" w:eastAsia="Aptos" w:hAnsi="Aptos" w:cs="Times New Roman"/>
-          <w:kern w:val="2"/>
-          <w:sz w:val="24"/>
-          <w:szCs w:val="24"/>
-          <w:lang w:val="en-US"/>
-          <w14:ligatures w14:val="standardContextual"/>
-        </w:rPr>
-        <w:t>diagram</w:t>
-      </w:r>
-      <w:proofErr w:type="gramEnd"/>
-      <w:r>
-        <w:rPr>
-          <w:rFonts w:ascii="Aptos" w:eastAsia="Aptos" w:hAnsi="Aptos" w:cs="Times New Roman"/>
-          <w:kern w:val="2"/>
-          <w:sz w:val="24"/>
-          <w:szCs w:val="24"/>
-          <w:lang w:val="en-US"/>
-          <w14:ligatures w14:val="standardContextual"/>
-        </w:rPr>
-        <w:t xml:space="preserve"> to store data about students, programs, and courses at your college.</w:t>
+        <w:t>Draw ER diagram to store data about students, programs, and courses at your college.</w:t>
       </w:r>
     </w:p>
     <w:p>
@@ -1427,55 +1232,7 @@
           <w:lang w:val="en-US"/>
           <w14:ligatures w14:val="standardContextual"/>
         </w:rPr>
-        <w:t xml:space="preserve">Explain class </w:t>
-      </w:r>
-      <w:proofErr w:type="gramStart"/>
-      <w:r>
-        <w:rPr>
-          <w:rFonts w:ascii="Aptos" w:eastAsia="Aptos" w:hAnsi="Aptos" w:cs="Times New Roman"/>
-          <w:kern w:val="2"/>
-          <w:sz w:val="24"/>
-          <w:szCs w:val="24"/>
-          <w:lang w:val="en-US"/>
-          <w14:ligatures w14:val="standardContextual"/>
-        </w:rPr>
-        <w:t>diagram</w:t>
-      </w:r>
-      <w:proofErr w:type="gramEnd"/>
-      <w:r>
-        <w:rPr>
-          <w:rFonts w:ascii="Aptos" w:eastAsia="Aptos" w:hAnsi="Aptos" w:cs="Times New Roman"/>
-          <w:kern w:val="2"/>
-          <w:sz w:val="24"/>
-          <w:szCs w:val="24"/>
-          <w:lang w:val="en-US"/>
-          <w14:ligatures w14:val="standardContextual"/>
-        </w:rPr>
-        <w:t xml:space="preserve"> with suitable </w:t>
-      </w:r>
-      <w:proofErr w:type="gramStart"/>
-      <w:r>
-        <w:rPr>
-          <w:rFonts w:ascii="Aptos" w:eastAsia="Aptos" w:hAnsi="Aptos" w:cs="Times New Roman"/>
-          <w:kern w:val="2"/>
-          <w:sz w:val="24"/>
-          <w:szCs w:val="24"/>
-          <w:lang w:val="en-US"/>
-          <w14:ligatures w14:val="standardContextual"/>
-        </w:rPr>
-        <w:t>example</w:t>
-      </w:r>
-      <w:proofErr w:type="gramEnd"/>
-      <w:r>
-        <w:rPr>
-          <w:rFonts w:ascii="Aptos" w:eastAsia="Aptos" w:hAnsi="Aptos" w:cs="Times New Roman"/>
-          <w:kern w:val="2"/>
-          <w:sz w:val="24"/>
-          <w:szCs w:val="24"/>
-          <w:lang w:val="en-US"/>
-          <w14:ligatures w14:val="standardContextual"/>
-        </w:rPr>
-        <w:t>.</w:t>
+        <w:t>Explain class diagram with suitable example.</w:t>
       </w:r>
     </w:p>
     <w:p>
@@ -1702,19 +1459,17 @@
         </w:rPr>
         <w:t xml:space="preserve">Draw a DFD diagram of </w:t>
       </w:r>
-      <w:proofErr w:type="spellStart"/>
-      <w:r>
-        <w:rPr>
-          <w:rFonts w:ascii="Aptos" w:eastAsia="Aptos" w:hAnsi="Aptos" w:cs="Times New Roman"/>
-          <w:kern w:val="2"/>
-          <w:sz w:val="24"/>
-          <w:szCs w:val="24"/>
-          <w:lang w:val="en-US"/>
-          <w14:ligatures w14:val="standardContextual"/>
-        </w:rPr>
-        <w:t>MessManagement</w:t>
-      </w:r>
-      <w:proofErr w:type="spellEnd"/>
+      <w:r>
+        <w:rPr>
+          <w:rFonts w:ascii="Aptos" w:eastAsia="Aptos" w:hAnsi="Aptos" w:cs="Times New Roman"/>
+          <w:kern w:val="2"/>
+          <w:sz w:val="24"/>
+          <w:szCs w:val="24"/>
+          <w:lang w:val="en-US"/>
+          <w14:ligatures w14:val="standardContextual"/>
+        </w:rPr>
+        <w:t>Mess Management</w:t>
+      </w:r>
       <w:r>
         <w:rPr>
           <w:rFonts w:ascii="Aptos" w:eastAsia="Aptos" w:hAnsi="Aptos" w:cs="Times New Roman"/>
@@ -1754,18 +1509,16 @@
         </w:rPr>
         <w:t xml:space="preserve">A bank has the following policy on deposit. On same </w:t>
       </w:r>
-      <w:proofErr w:type="spellStart"/>
-      <w:r>
-        <w:rPr>
-          <w:rFonts w:ascii="Aptos" w:eastAsia="Aptos" w:hAnsi="Aptos" w:cs="Times New Roman"/>
-          <w:kern w:val="2"/>
-          <w:sz w:val="24"/>
-          <w:szCs w:val="24"/>
-          <w14:ligatures w14:val="standardContextual"/>
-        </w:rPr>
-        <w:t>deposite</w:t>
-      </w:r>
-      <w:proofErr w:type="spellEnd"/>
+      <w:r>
+        <w:rPr>
+          <w:rFonts w:ascii="Aptos" w:eastAsia="Aptos" w:hAnsi="Aptos" w:cs="Times New Roman"/>
+          <w:kern w:val="2"/>
+          <w:sz w:val="24"/>
+          <w:szCs w:val="24"/>
+          <w14:ligatures w14:val="standardContextual"/>
+        </w:rPr>
+        <w:t>deposit</w:t>
+      </w:r>
       <w:r>
         <w:rPr>
           <w:rFonts w:ascii="Aptos" w:eastAsia="Aptos" w:hAnsi="Aptos" w:cs="Times New Roman"/>
@@ -1919,18 +1672,16 @@
         </w:rPr>
         <w:t xml:space="preserve">e five </w:t>
       </w:r>
-      <w:proofErr w:type="gramStart"/>
-      <w:r>
-        <w:rPr>
-          <w:rFonts w:ascii="Aptos" w:eastAsia="Aptos" w:hAnsi="Aptos" w:cs="Times New Roman"/>
-          <w:kern w:val="2"/>
-          <w:sz w:val="24"/>
-          <w:szCs w:val="24"/>
-          <w14:ligatures w14:val="standardContextual"/>
-        </w:rPr>
-        <w:t>method</w:t>
-      </w:r>
-      <w:proofErr w:type="gramEnd"/>
+      <w:r>
+        <w:rPr>
+          <w:rFonts w:ascii="Aptos" w:eastAsia="Aptos" w:hAnsi="Aptos" w:cs="Times New Roman"/>
+          <w:kern w:val="2"/>
+          <w:sz w:val="24"/>
+          <w:szCs w:val="24"/>
+          <w14:ligatures w14:val="standardContextual"/>
+        </w:rPr>
+        <w:t>methods</w:t>
+      </w:r>
       <w:r>
         <w:rPr>
           <w:rFonts w:ascii="Aptos" w:eastAsia="Aptos" w:hAnsi="Aptos" w:cs="Times New Roman"/>
@@ -1970,19 +1721,17 @@
         </w:rPr>
         <w:t xml:space="preserve">Define information system. What are the typical components of information </w:t>
       </w:r>
-      <w:proofErr w:type="gramStart"/>
-      <w:r>
-        <w:rPr>
-          <w:rFonts w:ascii="Aptos" w:eastAsia="Aptos" w:hAnsi="Aptos" w:cs="Times New Roman"/>
-          <w:kern w:val="2"/>
-          <w:sz w:val="24"/>
-          <w:szCs w:val="24"/>
-          <w:lang w:val="en-US"/>
-          <w14:ligatures w14:val="standardContextual"/>
-        </w:rPr>
-        <w:t>system.</w:t>
-      </w:r>
-      <w:proofErr w:type="gramEnd"/>
+      <w:r>
+        <w:rPr>
+          <w:rFonts w:ascii="Aptos" w:eastAsia="Aptos" w:hAnsi="Aptos" w:cs="Times New Roman"/>
+          <w:kern w:val="2"/>
+          <w:sz w:val="24"/>
+          <w:szCs w:val="24"/>
+          <w:lang w:val="en-US"/>
+          <w14:ligatures w14:val="standardContextual"/>
+        </w:rPr>
+        <w:t>systems?</w:t>
+      </w:r>
     </w:p>
     <w:p>
       <w:pPr>
@@ -2068,31 +1817,7 @@
           <w:lang w:val="en-US"/>
           <w14:ligatures w14:val="standardContextual"/>
         </w:rPr>
-        <w:t xml:space="preserve">Who is system analyst? List and explain the skill of system </w:t>
-      </w:r>
-      <w:proofErr w:type="gramStart"/>
-      <w:r>
-        <w:rPr>
-          <w:rFonts w:ascii="Aptos" w:eastAsia="Aptos" w:hAnsi="Aptos" w:cs="Times New Roman"/>
-          <w:kern w:val="2"/>
-          <w:sz w:val="24"/>
-          <w:szCs w:val="24"/>
-          <w:lang w:val="en-US"/>
-          <w14:ligatures w14:val="standardContextual"/>
-        </w:rPr>
-        <w:t>analyst</w:t>
-      </w:r>
-      <w:proofErr w:type="gramEnd"/>
-      <w:r>
-        <w:rPr>
-          <w:rFonts w:ascii="Aptos" w:eastAsia="Aptos" w:hAnsi="Aptos" w:cs="Times New Roman"/>
-          <w:kern w:val="2"/>
-          <w:sz w:val="24"/>
-          <w:szCs w:val="24"/>
-          <w:lang w:val="en-US"/>
-          <w14:ligatures w14:val="standardContextual"/>
-        </w:rPr>
-        <w:t>.</w:t>
+        <w:t>Who is system analyst? List and explain the skill of system analyst.</w:t>
       </w:r>
     </w:p>
     <w:p>
@@ -2112,7 +1837,6 @@
           <w14:ligatures w14:val="standardContextual"/>
         </w:rPr>
       </w:pPr>
-      <w:proofErr w:type="gramStart"/>
       <w:r>
         <w:rPr>
           <w:rFonts w:ascii="Aptos" w:eastAsia="Aptos" w:hAnsi="Aptos" w:cs="Times New Roman"/>
@@ -2123,33 +1847,19 @@
           <w14:ligatures w14:val="standardContextual"/>
         </w:rPr>
         <w:lastRenderedPageBreak/>
-        <w:t>A system</w:t>
-      </w:r>
-      <w:proofErr w:type="gramEnd"/>
-      <w:r>
-        <w:rPr>
-          <w:rFonts w:ascii="Aptos" w:eastAsia="Aptos" w:hAnsi="Aptos" w:cs="Times New Roman"/>
-          <w:kern w:val="2"/>
-          <w:sz w:val="24"/>
-          <w:szCs w:val="24"/>
-          <w:lang w:val="en-US"/>
-          <w14:ligatures w14:val="standardContextual"/>
-        </w:rPr>
-        <w:t xml:space="preserve"> costs Rs. 2,00,000 to install and Rs. 10,000 per month as recurring expenses. The benefit per year is </w:t>
-      </w:r>
-      <w:proofErr w:type="gramStart"/>
-      <w:r>
-        <w:rPr>
-          <w:rFonts w:ascii="Aptos" w:eastAsia="Aptos" w:hAnsi="Aptos" w:cs="Times New Roman"/>
-          <w:kern w:val="2"/>
-          <w:sz w:val="24"/>
-          <w:szCs w:val="24"/>
-          <w:lang w:val="en-US"/>
-          <w14:ligatures w14:val="standardContextual"/>
-        </w:rPr>
-        <w:t>1,50,000</w:t>
-      </w:r>
-      <w:proofErr w:type="gramEnd"/>
+        <w:t xml:space="preserve">A system costs Rs. 2,00,000 to install and Rs. 10,000 per month as recurring expenses. The benefit per year is </w:t>
+      </w:r>
+      <w:r>
+        <w:rPr>
+          <w:rFonts w:ascii="Aptos" w:eastAsia="Aptos" w:hAnsi="Aptos" w:cs="Times New Roman"/>
+          <w:kern w:val="2"/>
+          <w:sz w:val="24"/>
+          <w:szCs w:val="24"/>
+          <w:lang w:val="en-US"/>
+          <w14:ligatures w14:val="standardContextual"/>
+        </w:rPr>
+        <w:t>150,000</w:t>
+      </w:r>
       <w:r>
         <w:rPr>
           <w:rFonts w:ascii="Aptos" w:eastAsia="Aptos" w:hAnsi="Aptos" w:cs="Times New Roman"/>
@@ -2161,19 +1871,17 @@
         </w:rPr>
         <w:t xml:space="preserve">. Assuming </w:t>
       </w:r>
-      <w:proofErr w:type="gramStart"/>
-      <w:r>
-        <w:rPr>
-          <w:rFonts w:ascii="Aptos" w:eastAsia="Aptos" w:hAnsi="Aptos" w:cs="Times New Roman"/>
-          <w:kern w:val="2"/>
-          <w:sz w:val="24"/>
-          <w:szCs w:val="24"/>
-          <w:lang w:val="en-US"/>
-          <w14:ligatures w14:val="standardContextual"/>
-        </w:rPr>
-        <w:t>an</w:t>
-      </w:r>
-      <w:proofErr w:type="gramEnd"/>
+      <w:r>
+        <w:rPr>
+          <w:rFonts w:ascii="Aptos" w:eastAsia="Aptos" w:hAnsi="Aptos" w:cs="Times New Roman"/>
+          <w:kern w:val="2"/>
+          <w:sz w:val="24"/>
+          <w:szCs w:val="24"/>
+          <w:lang w:val="en-US"/>
+          <w14:ligatures w14:val="standardContextual"/>
+        </w:rPr>
+        <w:t>the</w:t>
+      </w:r>
       <w:r>
         <w:rPr>
           <w:rFonts w:ascii="Aptos" w:eastAsia="Aptos" w:hAnsi="Aptos" w:cs="Times New Roman"/>
@@ -2185,19 +1893,17 @@
         </w:rPr>
         <w:t xml:space="preserve"> </w:t>
       </w:r>
-      <w:proofErr w:type="spellStart"/>
-      <w:r>
-        <w:rPr>
-          <w:rFonts w:ascii="Aptos" w:eastAsia="Aptos" w:hAnsi="Aptos" w:cs="Times New Roman"/>
-          <w:kern w:val="2"/>
-          <w:sz w:val="24"/>
-          <w:szCs w:val="24"/>
-          <w:lang w:val="en-US"/>
-          <w14:ligatures w14:val="standardContextual"/>
-        </w:rPr>
-        <w:t>intrest</w:t>
-      </w:r>
-      <w:proofErr w:type="spellEnd"/>
+      <w:r>
+        <w:rPr>
+          <w:rFonts w:ascii="Aptos" w:eastAsia="Aptos" w:hAnsi="Aptos" w:cs="Times New Roman"/>
+          <w:kern w:val="2"/>
+          <w:sz w:val="24"/>
+          <w:szCs w:val="24"/>
+          <w:lang w:val="en-US"/>
+          <w14:ligatures w14:val="standardContextual"/>
+        </w:rPr>
+        <w:t>interest</w:t>
+      </w:r>
       <w:r>
         <w:rPr>
           <w:rFonts w:ascii="Aptos" w:eastAsia="Aptos" w:hAnsi="Aptos" w:cs="Times New Roman"/>
@@ -2236,7 +1942,18 @@
           <w:lang w:val="en-US"/>
           <w14:ligatures w14:val="standardContextual"/>
         </w:rPr>
-        <w:t>What are the steps involved in corporate strategic planning.</w:t>
+        <w:t xml:space="preserve">What are the steps involved in corporate strategic </w:t>
+      </w:r>
+      <w:r>
+        <w:rPr>
+          <w:rFonts w:ascii="Aptos" w:eastAsia="Aptos" w:hAnsi="Aptos" w:cs="Times New Roman"/>
+          <w:kern w:val="2"/>
+          <w:sz w:val="24"/>
+          <w:szCs w:val="24"/>
+          <w:lang w:val="en-US"/>
+          <w14:ligatures w14:val="standardContextual"/>
+        </w:rPr>
+        <w:t>planning?</w:t>
       </w:r>
     </w:p>
     <w:p>
@@ -2442,19 +2159,17 @@
         </w:rPr>
         <w:t xml:space="preserve">clothing store in a mall that sells different </w:t>
       </w:r>
-      <w:proofErr w:type="gramStart"/>
-      <w:r>
-        <w:rPr>
-          <w:rFonts w:ascii="Aptos" w:eastAsia="Aptos" w:hAnsi="Aptos" w:cs="Times New Roman"/>
-          <w:kern w:val="2"/>
-          <w:sz w:val="24"/>
-          <w:szCs w:val="24"/>
-          <w:lang w:val="en-US"/>
-          <w14:ligatures w14:val="standardContextual"/>
-        </w:rPr>
-        <w:t>cloths</w:t>
-      </w:r>
-      <w:proofErr w:type="gramEnd"/>
+      <w:r>
+        <w:rPr>
+          <w:rFonts w:ascii="Aptos" w:eastAsia="Aptos" w:hAnsi="Aptos" w:cs="Times New Roman"/>
+          <w:kern w:val="2"/>
+          <w:sz w:val="24"/>
+          <w:szCs w:val="24"/>
+          <w:lang w:val="en-US"/>
+          <w14:ligatures w14:val="standardContextual"/>
+        </w:rPr>
+        <w:t>clothes</w:t>
+      </w:r>
       <w:r>
         <w:rPr>
           <w:rFonts w:ascii="Aptos" w:eastAsia="Aptos" w:hAnsi="Aptos" w:cs="Times New Roman"/>
@@ -2493,42 +2208,7 @@
           <w:lang w:val="en-US"/>
           <w14:ligatures w14:val="standardContextual"/>
         </w:rPr>
-        <w:t xml:space="preserve">Compare structured development with object-oriented development. Explain </w:t>
-      </w:r>
-      <w:proofErr w:type="gramStart"/>
-      <w:r>
-        <w:rPr>
-          <w:rFonts w:ascii="Aptos" w:eastAsia="Aptos" w:hAnsi="Aptos" w:cs="Times New Roman"/>
-          <w:kern w:val="2"/>
-          <w:sz w:val="24"/>
-          <w:szCs w:val="24"/>
-          <w:lang w:val="en-US"/>
-          <w14:ligatures w14:val="standardContextual"/>
-        </w:rPr>
-        <w:t>use</w:t>
-      </w:r>
-      <w:proofErr w:type="gramEnd"/>
-      <w:r>
-        <w:rPr>
-          <w:rFonts w:ascii="Aptos" w:eastAsia="Aptos" w:hAnsi="Aptos" w:cs="Times New Roman"/>
-          <w:kern w:val="2"/>
-          <w:sz w:val="24"/>
-          <w:szCs w:val="24"/>
-          <w:lang w:val="en-US"/>
-          <w14:ligatures w14:val="standardContextual"/>
-        </w:rPr>
-        <w:t xml:space="preserve"> c</w:t>
-      </w:r>
-      <w:r>
-        <w:rPr>
-          <w:rFonts w:ascii="Aptos" w:eastAsia="Aptos" w:hAnsi="Aptos" w:cs="Times New Roman"/>
-          <w:kern w:val="2"/>
-          <w:sz w:val="24"/>
-          <w:szCs w:val="24"/>
-          <w:lang w:val="en-US"/>
-          <w14:ligatures w14:val="standardContextual"/>
-        </w:rPr>
-        <w:t>ase diagram and class diagram with suitable example.</w:t>
+        <w:t>Compare structured development with object-oriented development. Explain use case diagram and class diagram with suitable example.</w:t>
       </w:r>
     </w:p>
     <w:p>
@@ -3014,7 +2694,18 @@
           <w:lang w:val="en-US"/>
           <w14:ligatures w14:val="standardContextual"/>
         </w:rPr>
-        <w:t>What is system development life cycle (SDLC)? Explain each phase of SDLC in detail</w:t>
+        <w:t xml:space="preserve">What is system development life cycle (SDLC)? Explain each phase of SDLC in </w:t>
+      </w:r>
+      <w:r>
+        <w:rPr>
+          <w:rFonts w:ascii="Aptos" w:eastAsia="Aptos" w:hAnsi="Aptos" w:cs="Times New Roman"/>
+          <w:kern w:val="2"/>
+          <w:sz w:val="24"/>
+          <w:szCs w:val="24"/>
+          <w:lang w:val="en-US"/>
+          <w14:ligatures w14:val="standardContextual"/>
+        </w:rPr>
+        <w:t>detail.</w:t>
       </w:r>
     </w:p>
     <w:p>
@@ -3072,51 +2763,7 @@
           <w:lang w:val="en-US"/>
           <w14:ligatures w14:val="standardContextual"/>
         </w:rPr>
-        <w:t>What is conceptual data model? How do you gather information for conceptual data modeling?</w:t>
-      </w:r>
-      <w:r>
-        <w:rPr>
-          <w:rFonts w:ascii="Aptos" w:eastAsia="Aptos" w:hAnsi="Aptos" w:cs="Times New Roman"/>
-          <w:kern w:val="2"/>
-          <w:sz w:val="24"/>
-          <w:szCs w:val="24"/>
-          <w:lang w:val="en-US"/>
-          <w14:ligatures w14:val="standardContextual"/>
-        </w:rPr>
-        <w:t xml:space="preserve"> </w:t>
-      </w:r>
-      <w:r>
-        <w:rPr>
-          <w:rFonts w:ascii="Aptos" w:eastAsia="Aptos" w:hAnsi="Aptos" w:cs="Times New Roman"/>
-          <w:kern w:val="2"/>
-          <w:sz w:val="24"/>
-          <w:szCs w:val="24"/>
-          <w:lang w:val="en-US"/>
-          <w14:ligatures w14:val="standardContextual"/>
-        </w:rPr>
-        <w:t>Draw a</w:t>
-      </w:r>
-      <w:r>
-        <w:rPr>
-          <w:rFonts w:ascii="Aptos" w:eastAsia="Aptos" w:hAnsi="Aptos" w:cs="Times New Roman"/>
-          <w:kern w:val="2"/>
-          <w:sz w:val="24"/>
-          <w:szCs w:val="24"/>
-          <w:lang w:val="en-US"/>
-          <w14:ligatures w14:val="standardContextual"/>
-        </w:rPr>
-        <w:t>n</w:t>
-      </w:r>
-      <w:r>
-        <w:rPr>
-          <w:rFonts w:ascii="Aptos" w:eastAsia="Aptos" w:hAnsi="Aptos" w:cs="Times New Roman"/>
-          <w:kern w:val="2"/>
-          <w:sz w:val="24"/>
-          <w:szCs w:val="24"/>
-          <w:lang w:val="en-US"/>
-          <w14:ligatures w14:val="standardContextual"/>
-        </w:rPr>
-        <w:t xml:space="preserve"> ER diagram for a retail store in a mall which sells different items to its customers.</w:t>
+        <w:t>What is conceptual data model? How do you gather information for conceptual data modeling? Draw an ER diagram for a retail store in a mall which sells different items to its customers.</w:t>
       </w:r>
     </w:p>
     <w:p>
@@ -3190,19 +2837,17 @@
         </w:rPr>
         <w:t xml:space="preserve">What </w:t>
       </w:r>
-      <w:proofErr w:type="gramStart"/>
-      <w:r>
-        <w:rPr>
-          <w:rFonts w:ascii="Aptos" w:eastAsia="Aptos" w:hAnsi="Aptos" w:cs="Times New Roman"/>
-          <w:kern w:val="2"/>
-          <w:sz w:val="24"/>
-          <w:szCs w:val="24"/>
-          <w:lang w:val="en-US"/>
-          <w14:ligatures w14:val="standardContextual"/>
-        </w:rPr>
-        <w:t>is</w:t>
-      </w:r>
-      <w:proofErr w:type="gramEnd"/>
+      <w:r>
+        <w:rPr>
+          <w:rFonts w:ascii="Aptos" w:eastAsia="Aptos" w:hAnsi="Aptos" w:cs="Times New Roman"/>
+          <w:kern w:val="2"/>
+          <w:sz w:val="24"/>
+          <w:szCs w:val="24"/>
+          <w:lang w:val="en-US"/>
+          <w14:ligatures w14:val="standardContextual"/>
+        </w:rPr>
+        <w:t>are</w:t>
+      </w:r>
       <w:r>
         <w:rPr>
           <w:rFonts w:ascii="Aptos" w:eastAsia="Aptos" w:hAnsi="Aptos" w:cs="Times New Roman"/>
@@ -3243,19 +2888,17 @@
         </w:rPr>
         <w:t xml:space="preserve">Why do we need CASE </w:t>
       </w:r>
-      <w:proofErr w:type="gramStart"/>
-      <w:r>
-        <w:rPr>
-          <w:rFonts w:ascii="Aptos" w:eastAsia="Aptos" w:hAnsi="Aptos" w:cs="Times New Roman"/>
-          <w:kern w:val="2"/>
-          <w:sz w:val="24"/>
-          <w:szCs w:val="24"/>
-          <w:lang w:val="en-US"/>
-          <w14:ligatures w14:val="standardContextual"/>
-        </w:rPr>
-        <w:t>tool</w:t>
-      </w:r>
-      <w:proofErr w:type="gramEnd"/>
+      <w:r>
+        <w:rPr>
+          <w:rFonts w:ascii="Aptos" w:eastAsia="Aptos" w:hAnsi="Aptos" w:cs="Times New Roman"/>
+          <w:kern w:val="2"/>
+          <w:sz w:val="24"/>
+          <w:szCs w:val="24"/>
+          <w:lang w:val="en-US"/>
+          <w14:ligatures w14:val="standardContextual"/>
+        </w:rPr>
+        <w:t>tools</w:t>
+      </w:r>
       <w:r>
         <w:rPr>
           <w:rFonts w:ascii="Aptos" w:eastAsia="Aptos" w:hAnsi="Aptos" w:cs="Times New Roman"/>
@@ -3346,21 +2989,59 @@
           <w14:ligatures w14:val="standardContextual"/>
         </w:rPr>
         <w:lastRenderedPageBreak/>
-        <w:t xml:space="preserve">Explain the </w:t>
-      </w:r>
-      <w:proofErr w:type="gramStart"/>
-      <w:r>
-        <w:rPr>
-          <w:rFonts w:ascii="Aptos" w:eastAsia="Aptos" w:hAnsi="Aptos" w:cs="Times New Roman"/>
-          <w:kern w:val="2"/>
-          <w:sz w:val="24"/>
-          <w:szCs w:val="24"/>
-          <w:lang w:val="en-US"/>
-          <w14:ligatures w14:val="standardContextual"/>
-        </w:rPr>
-        <w:t>process</w:t>
-      </w:r>
-      <w:proofErr w:type="gramEnd"/>
+        <w:t xml:space="preserve">Explain the process </w:t>
+      </w:r>
+      <w:r>
+        <w:rPr>
+          <w:rFonts w:ascii="Aptos" w:eastAsia="Aptos" w:hAnsi="Aptos" w:cs="Times New Roman"/>
+          <w:kern w:val="2"/>
+          <w:sz w:val="24"/>
+          <w:szCs w:val="24"/>
+          <w:lang w:val="en-US"/>
+          <w14:ligatures w14:val="standardContextual"/>
+        </w:rPr>
+        <w:t>initializing</w:t>
+      </w:r>
+      <w:r>
+        <w:rPr>
+          <w:rFonts w:ascii="Aptos" w:eastAsia="Aptos" w:hAnsi="Aptos" w:cs="Times New Roman"/>
+          <w:kern w:val="2"/>
+          <w:sz w:val="24"/>
+          <w:szCs w:val="24"/>
+          <w:lang w:val="en-US"/>
+          <w14:ligatures w14:val="standardContextual"/>
+        </w:rPr>
+        <w:t xml:space="preserve"> and planning information system development project in brief.</w:t>
+      </w:r>
+    </w:p>
+    <w:p>
+      <w:pPr>
+        <w:numPr>
+          <w:ilvl w:val="0"/>
+          <w:numId w:val="17"/>
+        </w:numPr>
+        <w:spacing w:before="240" w:line="480" w:lineRule="auto"/>
+        <w:contextualSpacing/>
+        <w:rPr>
+          <w:rFonts w:ascii="Aptos" w:eastAsia="Aptos" w:hAnsi="Aptos" w:cs="Times New Roman"/>
+          <w:kern w:val="2"/>
+          <w:sz w:val="24"/>
+          <w:szCs w:val="24"/>
+          <w:lang w:val="en-US"/>
+          <w14:ligatures w14:val="standardContextual"/>
+        </w:rPr>
+      </w:pPr>
+      <w:r>
+        <w:rPr>
+          <w:rFonts w:ascii="Aptos" w:eastAsia="Aptos" w:hAnsi="Aptos" w:cs="Times New Roman"/>
+          <w:kern w:val="2"/>
+          <w:sz w:val="24"/>
+          <w:szCs w:val="24"/>
+          <w:lang w:val="en-US"/>
+          <w14:ligatures w14:val="standardContextual"/>
+        </w:rPr>
+        <w:t>How can you use prototyping for determining system prototyping requirements?</w:t>
+      </w:r>
       <w:r>
         <w:rPr>
           <w:rFonts w:ascii="Aptos" w:eastAsia="Aptos" w:hAnsi="Aptos" w:cs="Times New Roman"/>
@@ -3372,53 +3053,16 @@
         </w:rPr>
         <w:t xml:space="preserve"> </w:t>
       </w:r>
-      <w:proofErr w:type="gramStart"/>
-      <w:r>
-        <w:rPr>
-          <w:rFonts w:ascii="Aptos" w:eastAsia="Aptos" w:hAnsi="Aptos" w:cs="Times New Roman"/>
-          <w:kern w:val="2"/>
-          <w:sz w:val="24"/>
-          <w:szCs w:val="24"/>
-          <w:lang w:val="en-US"/>
-          <w14:ligatures w14:val="standardContextual"/>
-        </w:rPr>
-        <w:t>initialing</w:t>
-      </w:r>
-      <w:proofErr w:type="gramEnd"/>
-      <w:r>
-        <w:rPr>
-          <w:rFonts w:ascii="Aptos" w:eastAsia="Aptos" w:hAnsi="Aptos" w:cs="Times New Roman"/>
-          <w:kern w:val="2"/>
-          <w:sz w:val="24"/>
-          <w:szCs w:val="24"/>
-          <w:lang w:val="en-US"/>
-          <w14:ligatures w14:val="standardContextual"/>
-        </w:rPr>
-        <w:t xml:space="preserve"> and planning information system development </w:t>
-      </w:r>
-      <w:proofErr w:type="gramStart"/>
-      <w:r>
-        <w:rPr>
-          <w:rFonts w:ascii="Aptos" w:eastAsia="Aptos" w:hAnsi="Aptos" w:cs="Times New Roman"/>
-          <w:kern w:val="2"/>
-          <w:sz w:val="24"/>
-          <w:szCs w:val="24"/>
-          <w:lang w:val="en-US"/>
-          <w14:ligatures w14:val="standardContextual"/>
-        </w:rPr>
-        <w:t>project</w:t>
-      </w:r>
-      <w:proofErr w:type="gramEnd"/>
-      <w:r>
-        <w:rPr>
-          <w:rFonts w:ascii="Aptos" w:eastAsia="Aptos" w:hAnsi="Aptos" w:cs="Times New Roman"/>
-          <w:kern w:val="2"/>
-          <w:sz w:val="24"/>
-          <w:szCs w:val="24"/>
-          <w:lang w:val="en-US"/>
-          <w14:ligatures w14:val="standardContextual"/>
-        </w:rPr>
-        <w:t xml:space="preserve"> in brief.</w:t>
+      <w:r>
+        <w:rPr>
+          <w:rFonts w:ascii="Aptos" w:eastAsia="Aptos" w:hAnsi="Aptos" w:cs="Times New Roman"/>
+          <w:kern w:val="2"/>
+          <w:sz w:val="24"/>
+          <w:szCs w:val="24"/>
+          <w:lang w:val="en-US"/>
+          <w14:ligatures w14:val="standardContextual"/>
+        </w:rPr>
+        <w:t>Compare throwaway with evolutionary prototyping.</w:t>
       </w:r>
     </w:p>
     <w:p>
@@ -3447,29 +3091,7 @@
           <w:lang w:val="en-US"/>
           <w14:ligatures w14:val="standardContextual"/>
         </w:rPr>
-        <w:t>How can you use prototyping for determining system prototyping requirements?</w:t>
-      </w:r>
-      <w:r>
-        <w:rPr>
-          <w:rFonts w:ascii="Aptos" w:eastAsia="Aptos" w:hAnsi="Aptos" w:cs="Times New Roman"/>
-          <w:kern w:val="2"/>
-          <w:sz w:val="24"/>
-          <w:szCs w:val="24"/>
-          <w:lang w:val="en-US"/>
-          <w14:ligatures w14:val="standardContextual"/>
-        </w:rPr>
-        <w:t xml:space="preserve"> </w:t>
-      </w:r>
-      <w:r>
-        <w:rPr>
-          <w:rFonts w:ascii="Aptos" w:eastAsia="Aptos" w:hAnsi="Aptos" w:cs="Times New Roman"/>
-          <w:kern w:val="2"/>
-          <w:sz w:val="24"/>
-          <w:szCs w:val="24"/>
-          <w:lang w:val="en-US"/>
-          <w14:ligatures w14:val="standardContextual"/>
-        </w:rPr>
-        <w:t>Compare throwaway with evolutionary prototyping.</w:t>
+        <w:t>What is the purpose of database design? Compare logical design with physical design.</w:t>
       </w:r>
     </w:p>
     <w:p>
@@ -3498,7 +3120,7 @@
           <w:lang w:val="en-US"/>
           <w14:ligatures w14:val="standardContextual"/>
         </w:rPr>
-        <w:t>What is the purpose of database design? Compare logical design with physical design.</w:t>
+        <w:t>What is testing? Explain any four different testing techniques.</w:t>
       </w:r>
     </w:p>
     <w:p>
@@ -3527,108 +3149,7 @@
           <w:lang w:val="en-US"/>
           <w14:ligatures w14:val="standardContextual"/>
         </w:rPr>
-        <w:t xml:space="preserve">What is testing? Explain </w:t>
-      </w:r>
-      <w:proofErr w:type="gramStart"/>
-      <w:r>
-        <w:rPr>
-          <w:rFonts w:ascii="Aptos" w:eastAsia="Aptos" w:hAnsi="Aptos" w:cs="Times New Roman"/>
-          <w:kern w:val="2"/>
-          <w:sz w:val="24"/>
-          <w:szCs w:val="24"/>
-          <w:lang w:val="en-US"/>
-          <w14:ligatures w14:val="standardContextual"/>
-        </w:rPr>
-        <w:t>any</w:t>
-      </w:r>
-      <w:proofErr w:type="gramEnd"/>
-      <w:r>
-        <w:rPr>
-          <w:rFonts w:ascii="Aptos" w:eastAsia="Aptos" w:hAnsi="Aptos" w:cs="Times New Roman"/>
-          <w:kern w:val="2"/>
-          <w:sz w:val="24"/>
-          <w:szCs w:val="24"/>
-          <w:lang w:val="en-US"/>
-          <w14:ligatures w14:val="standardContextual"/>
-        </w:rPr>
-        <w:t xml:space="preserve"> four different testing techniques.</w:t>
-      </w:r>
-    </w:p>
-    <w:p>
-      <w:pPr>
-        <w:numPr>
-          <w:ilvl w:val="0"/>
-          <w:numId w:val="17"/>
-        </w:numPr>
-        <w:spacing w:before="240" w:line="480" w:lineRule="auto"/>
-        <w:contextualSpacing/>
-        <w:rPr>
-          <w:rFonts w:ascii="Aptos" w:eastAsia="Aptos" w:hAnsi="Aptos" w:cs="Times New Roman"/>
-          <w:kern w:val="2"/>
-          <w:sz w:val="24"/>
-          <w:szCs w:val="24"/>
-          <w:lang w:val="en-US"/>
-          <w14:ligatures w14:val="standardContextual"/>
-        </w:rPr>
-      </w:pPr>
-      <w:r>
-        <w:rPr>
-          <w:rFonts w:ascii="Aptos" w:eastAsia="Aptos" w:hAnsi="Aptos" w:cs="Times New Roman"/>
-          <w:kern w:val="2"/>
-          <w:sz w:val="24"/>
-          <w:szCs w:val="24"/>
-          <w:lang w:val="en-US"/>
-          <w14:ligatures w14:val="standardContextual"/>
-        </w:rPr>
-        <w:t xml:space="preserve">What is class diagram? Explain class </w:t>
-      </w:r>
-      <w:proofErr w:type="gramStart"/>
-      <w:r>
-        <w:rPr>
-          <w:rFonts w:ascii="Aptos" w:eastAsia="Aptos" w:hAnsi="Aptos" w:cs="Times New Roman"/>
-          <w:kern w:val="2"/>
-          <w:sz w:val="24"/>
-          <w:szCs w:val="24"/>
-          <w:lang w:val="en-US"/>
-          <w14:ligatures w14:val="standardContextual"/>
-        </w:rPr>
-        <w:t>diagram</w:t>
-      </w:r>
-      <w:proofErr w:type="gramEnd"/>
-      <w:r>
-        <w:rPr>
-          <w:rFonts w:ascii="Aptos" w:eastAsia="Aptos" w:hAnsi="Aptos" w:cs="Times New Roman"/>
-          <w:kern w:val="2"/>
-          <w:sz w:val="24"/>
-          <w:szCs w:val="24"/>
-          <w:lang w:val="en-US"/>
-          <w14:ligatures w14:val="standardContextual"/>
-        </w:rPr>
-        <w:t xml:space="preserve"> with suitable </w:t>
-      </w:r>
-      <w:proofErr w:type="gramStart"/>
-      <w:r>
-        <w:rPr>
-          <w:rFonts w:ascii="Aptos" w:eastAsia="Aptos" w:hAnsi="Aptos" w:cs="Times New Roman"/>
-          <w:kern w:val="2"/>
-          <w:sz w:val="24"/>
-          <w:szCs w:val="24"/>
-          <w:lang w:val="en-US"/>
-          <w14:ligatures w14:val="standardContextual"/>
-        </w:rPr>
-        <w:t>example</w:t>
-      </w:r>
-      <w:proofErr w:type="gramEnd"/>
-      <w:r>
-        <w:rPr>
-          <w:rFonts w:ascii="Aptos" w:eastAsia="Aptos" w:hAnsi="Aptos" w:cs="Times New Roman"/>
-          <w:kern w:val="2"/>
-          <w:sz w:val="24"/>
-          <w:szCs w:val="24"/>
-          <w:lang w:val="en-US"/>
-          <w14:ligatures w14:val="standardContextual"/>
-        </w:rPr>
-        <w:t>.</w:t>
+        <w:t>What is class diagram? Explain class diagram with suitable example.</w:t>
       </w:r>
     </w:p>
     <w:p>
@@ -3870,19 +3391,17 @@
         </w:rPr>
         <w:t xml:space="preserve">Assuming a retail clothing store in a mall, draw a context diagram and a </w:t>
       </w:r>
-      <w:proofErr w:type="gramStart"/>
-      <w:r>
-        <w:rPr>
-          <w:rFonts w:ascii="Aptos" w:eastAsia="Aptos" w:hAnsi="Aptos" w:cs="Times New Roman"/>
-          <w:kern w:val="2"/>
-          <w:sz w:val="24"/>
-          <w:szCs w:val="24"/>
-          <w:lang w:val="en-US"/>
-          <w14:ligatures w14:val="standardContextual"/>
-        </w:rPr>
-        <w:t>level-0</w:t>
-      </w:r>
-      <w:proofErr w:type="gramEnd"/>
+      <w:r>
+        <w:rPr>
+          <w:rFonts w:ascii="Aptos" w:eastAsia="Aptos" w:hAnsi="Aptos" w:cs="Times New Roman"/>
+          <w:kern w:val="2"/>
+          <w:sz w:val="24"/>
+          <w:szCs w:val="24"/>
+          <w:lang w:val="en-US"/>
+          <w14:ligatures w14:val="standardContextual"/>
+        </w:rPr>
+        <w:t>level 0</w:t>
+      </w:r>
       <w:r>
         <w:rPr>
           <w:rFonts w:ascii="Aptos" w:eastAsia="Aptos" w:hAnsi="Aptos" w:cs="Times New Roman"/>
@@ -4051,7 +3570,18 @@
           <w:lang w:val="en-US"/>
           <w14:ligatures w14:val="standardContextual"/>
         </w:rPr>
-        <w:t>What is the process of identifying and selecting information system development project in brief.</w:t>
+        <w:t xml:space="preserve">What is the process of identifying and selecting information system development project in </w:t>
+      </w:r>
+      <w:r>
+        <w:rPr>
+          <w:rFonts w:ascii="Aptos" w:eastAsia="Aptos" w:hAnsi="Aptos" w:cs="Times New Roman"/>
+          <w:kern w:val="2"/>
+          <w:sz w:val="24"/>
+          <w:szCs w:val="24"/>
+          <w:lang w:val="en-US"/>
+          <w14:ligatures w14:val="standardContextual"/>
+        </w:rPr>
+        <w:t>brief?</w:t>
       </w:r>
     </w:p>
     <w:p>
@@ -4129,29 +3659,16 @@
           <w14:ligatures w14:val="standardContextual"/>
         </w:rPr>
       </w:pPr>
-      <w:proofErr w:type="gramStart"/>
-      <w:r>
-        <w:rPr>
-          <w:rFonts w:ascii="Aptos" w:eastAsia="Aptos" w:hAnsi="Aptos" w:cs="Times New Roman"/>
-          <w:kern w:val="2"/>
-          <w:sz w:val="24"/>
-          <w:szCs w:val="24"/>
-          <w:lang w:val="en-US"/>
-          <w14:ligatures w14:val="standardContextual"/>
-        </w:rPr>
-        <w:t>List</w:t>
-      </w:r>
-      <w:proofErr w:type="gramEnd"/>
-      <w:r>
-        <w:rPr>
-          <w:rFonts w:ascii="Aptos" w:eastAsia="Aptos" w:hAnsi="Aptos" w:cs="Times New Roman"/>
-          <w:kern w:val="2"/>
-          <w:sz w:val="24"/>
-          <w:szCs w:val="24"/>
-          <w:lang w:val="en-US"/>
-          <w14:ligatures w14:val="standardContextual"/>
-        </w:rPr>
-        <w:t xml:space="preserve"> major activities of maintenance. Explain different types of maintenance activities.</w:t>
+      <w:r>
+        <w:rPr>
+          <w:rFonts w:ascii="Aptos" w:eastAsia="Aptos" w:hAnsi="Aptos" w:cs="Times New Roman"/>
+          <w:kern w:val="2"/>
+          <w:sz w:val="24"/>
+          <w:szCs w:val="24"/>
+          <w:lang w:val="en-US"/>
+          <w14:ligatures w14:val="standardContextual"/>
+        </w:rPr>
+        <w:t>List major activities of maintenance. Explain different types of maintenance activities.</w:t>
       </w:r>
     </w:p>
     <w:p>
@@ -7691,6 +7208,7 @@
   <w:style w:type="character" w:default="1" w:styleId="DefaultParagraphFont">
     <w:name w:val="Default Paragraph Font"/>
     <w:uiPriority w:val="1"/>
+    <w:semiHidden/>
     <w:unhideWhenUsed/>
   </w:style>
   <w:style w:type="table" w:default="1" w:styleId="TableNormal">
